--- a/Amator_Telsizcilik_Uzlasi_Oy_Pusulasi_v1.3.docx
+++ b/Amator_Telsizcilik_Uzlasi_Oy_Pusulasi_v1.3.docx
@@ -1228,7 +1228,7 @@
                 <w:sz w:val="20"/>
                 <w:szCs w:val="20"/>
               </w:rPr>
-              <w:t>Topluluk Duyurusu: amatör telsiz dernek ve kulüpleri ve kulüpler 'amatör bantlarda dinleme serbesttir' açıklaması yayımlar.</w:t>
+              <w:t>Topluluk Duyurusu: Dernek ve kulüpler 'amatör bantlarda dinleme serbesttir' açıklaması yayımlar.</w:t>
             </w:r>
           </w:p>
         </w:tc>
@@ -3040,7 +3040,7 @@
                 <w:sz w:val="20"/>
                 <w:szCs w:val="20"/>
               </w:rPr>
-              <w:t>dernek ve kulüpler Uyarısı: amatör telsiz dernek ve kulüpleri 'POC amatör telsiz değildir' açıklaması yayımlar; medyaya duyurulur.</w:t>
+              <w:t>Topluluk Uyarısı: Dernek ve kulüpler 'POC amatör telsiz değildir' açıklaması yayımlar; medyaya duyurulur.</w:t>
             </w:r>
           </w:p>
         </w:tc>
@@ -3478,7 +3478,7 @@
                 <w:sz w:val="20"/>
                 <w:szCs w:val="20"/>
               </w:rPr>
-              <w:t>dernek ve kulüpler Teknik Açıklama: dernek ve kulüpler 'bu modlar şifreleme değildir' teknik notu yayımlar; ITU-RR Md.25 testine atıfta bulunur.</w:t>
+              <w:t>Teknik Açıklama: dernek ve kulüpler 'bu modlar şifreleme değildir' teknik notu yayımlar; ITU-RR Md.25 testine atıfta bulunur.</w:t>
             </w:r>
           </w:p>
         </w:tc>
@@ -4359,7 +4359,7 @@
                 <w:sz w:val="20"/>
                 <w:szCs w:val="20"/>
               </w:rPr>
-              <w:t>dernek ve kulüpler Özet Tablo: dernek ve kulüpler tek sayfalık 'sınıf × bant' yetki tablosu hazırlar ve yayımlar.</w:t>
+              <w:t>Özet Tablo: dernek ve kulüpler tek sayfalık 'sınıf × bant' yetki tablosu hazırlar ve yayımlar.</w:t>
             </w:r>
           </w:p>
         </w:tc>
@@ -5234,7 +5234,7 @@
                 <w:sz w:val="20"/>
                 <w:szCs w:val="20"/>
               </w:rPr>
-              <w:t>dernek ve kulüpler Kullanım Rehberi: dernek ve kulüpler 'mikrodalga amatör kullanım rehberi' yayımlar; IARU R1 bandplan referansıyla.</w:t>
+              <w:t>Kullanım Rehberi: dernek ve kulüpler 'mikrodalga amatör kullanım rehberi' yayımlar; IARU R1 bandplan referansıyla.</w:t>
             </w:r>
           </w:p>
         </w:tc>
@@ -6108,7 +6108,7 @@
                 <w:sz w:val="20"/>
                 <w:szCs w:val="20"/>
               </w:rPr>
-              <w:t>dernek ve kulüpler İzin Rehberi: dernek ve kulüpler 'POTA izin rehberi' yayımlar: arazi türüne göre hangi kuruma başvurulur tablosuyla.</w:t>
+              <w:t>İzin Rehberi: dernek ve kulüpler 'POTA izin rehberi' yayımlar: arazi türüne göre hangi kuruma başvurulur tablosuyla.</w:t>
             </w:r>
           </w:p>
         </w:tc>
@@ -6539,7 +6539,7 @@
                 <w:sz w:val="20"/>
                 <w:szCs w:val="20"/>
               </w:rPr>
-              <w:t>dernek ve kulüpler AREDN Rehberi: dernek ve kulüpler Türkiye AREDN kullanım rehberi ve ağ koordinasyon noktası oluşturur.</w:t>
+              <w:t>AREDN Rehberi: dernek ve kulüpler Türkiye AREDN kullanım rehberi ve ağ koordinasyon noktası oluşturur.</w:t>
             </w:r>
           </w:p>
         </w:tc>
@@ -7409,7 +7409,7 @@
                 <w:sz w:val="20"/>
                 <w:szCs w:val="20"/>
               </w:rPr>
-              <w:t>dernek ve kulüpler Rehberi: dernek ve kulüpler 'yurt dışına telsiz çıkışı' kılavuzu yayımlar (Ek-71 örneği, ATA Karnesi bilgisi).</w:t>
+              <w:t>Topluluk Rehberi: dernek ve kulüpler 'yurt dışına telsiz çıkışı' kılavuzu yayımlar (Ek-71 örneği, ATA Karnesi bilgisi).</w:t>
             </w:r>
           </w:p>
         </w:tc>
@@ -7828,7 +7828,7 @@
                 <w:sz w:val="20"/>
                 <w:szCs w:val="20"/>
               </w:rPr>
-              <w:t>dernek ve kulüpler Emsal Derlemesi: dernek ve kulüpler, anten uyuşmazlıklarında kullanılabilecek emsal karar derlemesi ve örnek dilekçe yayımlar.</w:t>
+              <w:t>Emsal Derlemesi: dernek ve kulüpler, anten uyuşmazlıklarında kullanılabilecek emsal karar derlemesi ve örnek dilekçe yayımlar.</w:t>
             </w:r>
           </w:p>
         </w:tc>
@@ -9404,7 +9404,7 @@
                 <w:sz w:val="20"/>
                 <w:szCs w:val="20"/>
               </w:rPr>
-              <w:t>Mevcut Durumu Koru: Gönüllü ve gayriresmî katkı yeterli.</w:t>
+              <w:t>Mevcut Durumu Koru: Fiilî iş birliği yeterlidir; ek bir tanım veya protokol aranmasın.</w:t>
             </w:r>
           </w:p>
         </w:tc>
@@ -9465,7 +9465,7 @@
                 <w:sz w:val="20"/>
                 <w:szCs w:val="20"/>
               </w:rPr>
-              <w:t>Topluluk Hazırlığı: Kulüpler kendi EMCOMM planlarını ve tatbikatlarını yapar; ETG Türkçe baskısı yaygınlaştırılır.</w:t>
+              <w:t>Topluluk Kaydı: Dernek ve kulüpler afet görev tanımlarını, eğitim ve tatbikat kayıtlarını kendileri derleyip yayımlar.</w:t>
             </w:r>
           </w:p>
         </w:tc>
@@ -9526,7 +9526,7 @@
                 <w:sz w:val="20"/>
                 <w:szCs w:val="20"/>
               </w:rPr>
-              <w:t>Yazılı Görüş Talep Et: AFAD'dan amatörlerin il afet planlarındaki yeri hakkında görüş istenir.</w:t>
+              <w:t>Plan İçeriği Talebi: Ulusal Düzey Afet Haberleşme Grubu Planı’nın amatör telsize ilişkin bölümünün ve amatörlere verilen somut görevin kamuya açıklanması istenir.</w:t>
             </w:r>
           </w:p>
         </w:tc>
@@ -9587,7 +9587,7 @@
                 <w:sz w:val="20"/>
                 <w:szCs w:val="20"/>
               </w:rPr>
-              <w:t>Mevzuat/Protokol: AFAD ile ulusal MOU ve ortak tatbikat usulü talep edilir.</w:t>
+              <w:t>Kapsam ve Tanım Talebi: Amatörlerin afetteki yetki ve sorumlulukları ile bireysel amatörlerin dâhil olma usulü yazılı olarak tanımlanır; il düzeyinde eşleşme ve tatbikat esasa bağlanır.</w:t>
             </w:r>
           </w:p>
         </w:tc>
